--- a/docs/Data_Dungeon_Chapter_2_The_Adventurers_Pack.docx
+++ b/docs/Data_Dungeon_Chapter_2_The_Adventurers_Pack.docx
@@ -84,7 +84,7 @@
         <w:rPr>
           <w:sz w:val="20"/>
         </w:rPr>
-        <w:t>AI disclosure: ChatGPT assisted with drafting, instructional design, and code. Decorative illustrations were generated with OpenAI image generation. Human review is required before classroom release.</w:t>
+        <w:t>AI-created, human-prompted, human-edited, and human-verified using ChatGPT (OpenAI). Artwork: OpenAI image generation. Original contributions: CC0 1.0. See Publication License and AI Disclosure at the end.</w:t>
       </w:r>
     </w:p>
     <w:p>
@@ -92,7 +92,7 @@
         <w:rPr>
           <w:sz w:val="20"/>
         </w:rPr>
-        <w:t>Format reference: Michael Penta, Companion Materials for OpenStax: Introduction to Python Programming, Chapter 5 (2025), supplied Word document marked CC0 1.0. This companion uses original Java activities. Publication license remains to be finalized.</w:t>
+        <w:t>Format reference: Michael Penta, Companion Materials for OpenStax: Introduction to Python Programming, Chapter 5 (2025), supplied Word document marked CC0 1.0. This companion uses original Java activities. Original contributions are dedicated under CC0 1.0.</w:t>
       </w:r>
     </w:p>
     <w:p>
@@ -1035,7 +1035,74 @@
     </w:p>
     <w:p>
       <w:r>
-        <w:t>Format reference: Michael Penta’s supplied Python companion chapter. The cover reuses the AI-generated pack illustration created for this project. It is decorative artwork, not an algorithm diagram. This is an instructor-review draft; publication licensing remains to be finalized.</w:t>
+        <w:t>Format reference: Michael Penta’s supplied Python companion chapter. The cover reuses the AI-generated pack illustration created for this project. It is decorative artwork, not an algorithm diagram. This is an instructor-review draft; original contributions are dedicated under CC0 1.0.</w:t>
+      </w:r>
+    </w:p>
+    <w:p>
+      <w:r>
+        <w:br w:type="page"/>
+      </w:r>
+    </w:p>
+    <w:p>
+      <w:pPr>
+        <w:pStyle w:val="Heading1"/>
+      </w:pPr>
+      <w:r>
+        <w:t>Publication License and AI Disclosure</w:t>
+      </w:r>
+    </w:p>
+    <w:p>
+      <w:pPr>
+        <w:pStyle w:val="Heading2"/>
+      </w:pPr>
+      <w:r>
+        <w:t>Open Reuse</w:t>
+      </w:r>
+    </w:p>
+    <w:p>
+      <w:r>
+        <w:t>To the extent the project rights holders own copyright or related rights, they dedicate the original contributions to Data Dungeon: The Linked Labyrinth to the public domain under CC0 1.0 Universal. This includes original teaching materials, Java code, verification code, and project artwork. You may copy, modify, redistribute, and use these contributions commercially. Attribution is appreciated but is not required for these CC0 contributions.</w:t>
+      </w:r>
+    </w:p>
+    <w:p>
+      <w:r>
+        <w:t>CC0 1.0 Universal: https://creativecommons.org/publicdomain/zero/1.0/</w:t>
+      </w:r>
+    </w:p>
+    <w:p>
+      <w:pPr>
+        <w:pStyle w:val="Heading2"/>
+      </w:pPr>
+      <w:r>
+        <w:t>Source Attribution and Exceptions</w:t>
+      </w:r>
+    </w:p>
+    <w:p>
+      <w:r>
+        <w:t>Pat Morin, Open Data Structures, Java edition: https://opendatastructures.org/ods-java/. The textbook and its accompanying source code are released under Creative Commons Attribution 2.5 Canada: https://creativecommons.org/licenses/by/2.5/ca/. Any reproduced or adapted Morin material retains that license and attribution requirement; this project’s CC0 dedication does not waive his rights. The companion adds a dungeon setting, focused workshops, renamed and simplified implementations, tests, instructor guidance, and AI learning activities. No endorsement by Pat Morin is implied.</w:t>
+      </w:r>
+    </w:p>
+    <w:p>
+      <w:r>
+        <w:t>Format inspiration: Michael Penta, Companion Materials for OpenStax: Introduction to Python Programming, Chapter 5 (2025), supplied under CC0 1.0. Other third-party material retains its applicable terms. CC0 applies only to rights held by the project rights holders and does not assert that AI-generated material is copyrightable.</w:t>
+      </w:r>
+    </w:p>
+    <w:p>
+      <w:pPr>
+        <w:pStyle w:val="Heading2"/>
+      </w:pPr>
+      <w:r>
+        <w:t>AI Disclosure</w:t>
+      </w:r>
+    </w:p>
+    <w:p>
+      <w:r>
+        <w:t>This work was AI-created, human-prompted, human-edited, and human-verified. Text, instructional activities, and code were generated using ChatGPT (OpenAI). Decorative artwork was generated using OpenAI image generation.</w:t>
+      </w:r>
+    </w:p>
+    <w:p>
+      <w:r>
+        <w:t>AI tool citation: OpenAI. (2026). ChatGPT [large language model]. https://chatgpt.com/. Exact model-version identifiers were not recorded. Human prompting, editing, and verification do not imply that the work is error-free or that classroom trials have been completed.</w:t>
       </w:r>
     </w:p>
     <w:sectPr>

--- a/docs/Data_Dungeon_Chapter_2_The_Adventurers_Pack.docx
+++ b/docs/Data_Dungeon_Chapter_2_The_Adventurers_Pack.docx
@@ -424,12 +424,12 @@
     </w:p>
     <w:p>
       <w:r>
-        <w:t>Submit the tool name, one initial prompt, one follow-up, a short useful response excerpt, and a paragraph explaining what your evidence supports. Do not submit a whole chat transcript. AI explanations and diagnostic hints are allowed; generated solutions for add, resize, and remove are outside this activity’s permitted assistance.</w:t>
-      </w:r>
-    </w:p>
-    <w:p>
-      <w:r>
-        <w:t>If AI is unavailable, evaluate this tutor claim: “Doubling the array makes every append constant-time because array assignment is constant-time.” Find the missing work, discuss it with a partner or instructor, and use your trace to correct the claim. Submit the original trace, your correction, and one question you would ask a tutor.</w:t>
+        <w:t>Use the AI response to examine what your trace supports. Explanations and diagnostic hints can help with this activity; practice implementing add, resize, and remove yourself.</w:t>
+      </w:r>
+    </w:p>
+    <w:p>
+      <w:r>
+        <w:t>If AI is unavailable, evaluate this tutor claim: “Doubling the array makes every append constant-time because array assignment is constant-time.” Find the missing work, discuss it with a partner or instructor, and use your trace to correct the claim.</w:t>
       </w:r>
     </w:p>
     <w:p>
@@ -522,7 +522,7 @@
         <w:pageBreakBefore/>
       </w:pPr>
       <w:r>
-        <w:t>Testing and Submission</w:t>
+        <w:t>Testing and Reflection</w:t>
       </w:r>
     </w:p>
     <w:p>
@@ -619,7 +619,7 @@
     </w:p>
     <w:p>
       <w:r>
-        <w:t>For each check record starting contents, command or method call, expected result, actual result, and pass or fail. Use a debugger or temporary diagnostic loop to inspect every backing-array slot after removal; inventory output alone cannot reveal stale references beyond size. Remove temporary diagnostic output before submission.</w:t>
+        <w:t>For each check record starting contents, command or method call, expected result, actual result, and pass or fail. Use a debugger or temporary diagnostic loop to inspect every backing-array slot after removal; inventory output alone cannot reveal stale references beyond size. Remove temporary diagnostic output when it is no longer needed.</w:t>
       </w:r>
     </w:p>
     <w:p>
@@ -641,15 +641,7 @@
         <w:pageBreakBefore/>
       </w:pPr>
       <w:r>
-        <w:t>Submission and Assessment</w:t>
-      </w:r>
-    </w:p>
-    <w:p>
-      <w:pPr>
-        <w:pStyle w:val="Heading2"/>
-      </w:pPr>
-      <w:r>
-        <w:t>What to Submit</w:t>
+        <w:t>Reflection and Self Check</w:t>
       </w:r>
     </w:p>
     <w:p>
@@ -661,55 +653,7 @@
         </w:numPr>
       </w:pPr>
       <w:r>
-        <w:t>The three Java files, with your completed Inventory and any separate test driver.</w:t>
-      </w:r>
-    </w:p>
-    <w:p>
-      <w:pPr>
-        <w:spacing w:before="0" w:after="100" w:line="252" w:lineRule="auto"/>
-        <w:numPr>
-          <w:ilvl w:val="0"/>
-          <w:numId w:val="1"/>
-        </w:numPr>
-      </w:pPr>
-      <w:r>
-        <w:t>Your original and corrected hand trace, plus a compact record of required checks.</w:t>
-      </w:r>
-    </w:p>
-    <w:p>
-      <w:pPr>
-        <w:spacing w:before="0" w:after="100" w:line="252" w:lineRule="auto"/>
-        <w:numPr>
-          <w:ilvl w:val="0"/>
-          <w:numId w:val="1"/>
-        </w:numPr>
-      </w:pPr>
-      <w:r>
-        <w:t>AI evidence or the access alternative described in the activity.</w:t>
-      </w:r>
-    </w:p>
-    <w:p>
-      <w:pPr>
-        <w:spacing w:before="0" w:after="100" w:line="252" w:lineRule="auto"/>
-        <w:numPr>
-          <w:ilvl w:val="0"/>
-          <w:numId w:val="1"/>
-        </w:numPr>
-      </w:pPr>
-      <w:r>
-        <w:t>A short operation-cost explanation and your resizing copy counts.</w:t>
-      </w:r>
-    </w:p>
-    <w:p>
-      <w:pPr>
-        <w:spacing w:before="0" w:after="100" w:line="252" w:lineRule="auto"/>
-        <w:numPr>
-          <w:ilvl w:val="0"/>
-          <w:numId w:val="1"/>
-        </w:numPr>
-      </w:pPr>
-      <w:r>
-        <w:t>A 100–150 word explanation of how take and drop avoid losing or duplicating items. Cite the relevant conditions in PackGame.</w:t>
+        <w:t>Explain how take and drop avoid losing or duplicating items. Identify the relevant conditions in PackGame.</w:t>
       </w:r>
     </w:p>
     <w:p>
@@ -717,12 +661,12 @@
         <w:pStyle w:val="Heading2"/>
       </w:pPr>
       <w:r>
-        <w:t>How Your Work Will Be Assessed</w:t>
-      </w:r>
-    </w:p>
-    <w:p>
-      <w:r>
-        <w:t>Your implementation must preserve the representation rules, grow correctly, and transfer the same Item objects while preserving order. Your checks must show boundary behavior. Your explanations must connect claimed costs to actual operations. AI work is assessed through the reasoning and verification you demonstrate, not the appearance of an animation.</w:t>
+        <w:t>Check Your Understanding</w:t>
+      </w:r>
+    </w:p>
+    <w:p>
+      <w:r>
+        <w:t>Check that your implementation preserves the representation rules, grows correctly, and transfers the same Item objects while preserving order. Explore boundary behavior and connect operation costs to actual work. Evaluate an AI explanation by its reasoning and agreement with your trace.</w:t>
       </w:r>
     </w:p>
     <w:p>

--- a/docs/Data_Dungeon_Chapter_2_The_Adventurers_Pack.docx
+++ b/docs/Data_Dungeon_Chapter_2_The_Adventurers_Pack.docx
@@ -210,7 +210,7 @@
     </w:p>
     <w:p>
       <w:r>
-        <w:t>Copy the three appendix listings into separate plain-text Java files in one folder. Compile and run them with a Java development kit. The program uses a supplied ArrayList for room contents; your inventory must use its own raw Item array.</w:t>
+        <w:t>Use the three supplied files in starter/chapter02, or copy the appendix listings into separate Java files in one folder. Compile with a Java 11 or later JDK. The supplied ArrayList manages room contents; your inventory must use its own raw Item array.</w:t>
       </w:r>
     </w:p>
     <w:p>
@@ -1023,7 +1023,7 @@
     </w:p>
     <w:p>
       <w:r>
-        <w:t>Pat Morin, Open Data Structures, Java edition: https://opendatastructures.org/ods-java/. The textbook and its accompanying source code are released under Creative Commons Attribution 2.5 Canada: https://creativecommons.org/licenses/by/2.5/ca/. Any reproduced or adapted Morin material retains that license and attribution requirement; this project’s CC0 dedication does not waive his rights. The companion adds a dungeon setting, focused workshops, renamed and simplified implementations, tests, instructor guidance, and AI learning activities. No endorsement by Pat Morin is implied.</w:t>
+        <w:t>Pat Morin, Open Data Structures (Java edition 0.1G): https://opendatastructures.org/ods-java/. The textbook and source code are licensed under CC BY 2.5 Canada: https://creativecommons.org/licenses/by/2.5/ca/. This companion adapts selected topics for dungeon workshops with renamed and simplified structures, new contracts, tests, and AI learning activities. Morin material retains its license, attribution, copyright notices, and warranty disclaimers; CC0 covers only original project contributions. Keep this credit and the license link with redistributed adaptations, including extracted code. No endorsement by Pat Morin is implied.</w:t>
       </w:r>
     </w:p>
     <w:p>
